--- a/fuentes/CFA2_62330147_DU.docx
+++ b/fuentes/CFA2_62330147_DU.docx
@@ -3587,27 +3587,46 @@
           <w:bCs/>
           <w:lang w:val="es-419" w:eastAsia="es-CO"/>
         </w:rPr>
-        <w:t>Sociales</w:t>
-      </w:r>
+        <w:t>Sociales:</w:t>
+      </w:r>
+      <w:r>
+        <w:rPr>
+          <w:lang w:val="es-419" w:eastAsia="es-CO"/>
+        </w:rPr>
+        <w:t xml:space="preserve"> i</w:t>
+      </w:r>
+      <w:r>
+        <w:rPr>
+          <w:lang w:val="es-419" w:eastAsia="es-CO"/>
+        </w:rPr>
+        <w:t>nfluencia de familia, grupos de referencia y roles sociales.</w:t>
+      </w:r>
+    </w:p>
+    <w:p>
+      <w:pPr>
+        <w:rPr>
+          <w:lang w:val="es-419" w:eastAsia="es-CO"/>
+        </w:rPr>
+      </w:pPr>
       <w:r>
         <w:rPr>
           <w:b/>
           <w:bCs/>
           <w:lang w:val="es-419" w:eastAsia="es-CO"/>
         </w:rPr>
-        <w:t>:</w:t>
-      </w:r>
-      <w:r>
-        <w:rPr>
-          <w:lang w:val="es-419" w:eastAsia="es-CO"/>
-        </w:rPr>
-        <w:t xml:space="preserve"> i</w:t>
-      </w:r>
-      <w:r>
-        <w:rPr>
-          <w:lang w:val="es-419" w:eastAsia="es-CO"/>
-        </w:rPr>
-        <w:t>nfluencia de familia, grupos de referencia y roles sociales.</w:t>
+        <w:t>Culturales:</w:t>
+      </w:r>
+      <w:r>
+        <w:rPr>
+          <w:lang w:val="es-419" w:eastAsia="es-CO"/>
+        </w:rPr>
+        <w:t xml:space="preserve"> v</w:t>
+      </w:r>
+      <w:r>
+        <w:rPr>
+          <w:lang w:val="es-419" w:eastAsia="es-CO"/>
+        </w:rPr>
+        <w:t>alores, tradiciones y normas sociales que condicionan el consumo.</w:t>
       </w:r>
     </w:p>
     <w:p>
@@ -3622,50 +3641,7 @@
           <w:bCs/>
           <w:lang w:val="es-419" w:eastAsia="es-CO"/>
         </w:rPr>
-        <w:t>Culturales</w:t>
-      </w:r>
-      <w:r>
-        <w:rPr>
-          <w:b/>
-          <w:bCs/>
-          <w:lang w:val="es-419" w:eastAsia="es-CO"/>
-        </w:rPr>
-        <w:t>:</w:t>
-      </w:r>
-      <w:r>
-        <w:rPr>
-          <w:lang w:val="es-419" w:eastAsia="es-CO"/>
-        </w:rPr>
-        <w:t xml:space="preserve"> v</w:t>
-      </w:r>
-      <w:r>
-        <w:rPr>
-          <w:lang w:val="es-419" w:eastAsia="es-CO"/>
-        </w:rPr>
-        <w:t>alores, tradiciones y normas sociales que condicionan el consumo.</w:t>
-      </w:r>
-    </w:p>
-    <w:p>
-      <w:pPr>
-        <w:rPr>
-          <w:lang w:val="es-419" w:eastAsia="es-CO"/>
-        </w:rPr>
-      </w:pPr>
-      <w:r>
-        <w:rPr>
-          <w:b/>
-          <w:bCs/>
-          <w:lang w:val="es-419" w:eastAsia="es-CO"/>
-        </w:rPr>
-        <w:t>Personales</w:t>
-      </w:r>
-      <w:r>
-        <w:rPr>
-          <w:b/>
-          <w:bCs/>
-          <w:lang w:val="es-419" w:eastAsia="es-CO"/>
-        </w:rPr>
-        <w:t>:</w:t>
+        <w:t>Personales:</w:t>
       </w:r>
       <w:r>
         <w:rPr>
@@ -3776,6 +3752,7 @@
       <w:r>
         <w:rPr>
           <w:rStyle w:val="Extranjerismo"/>
+          <w:noProof/>
           <w:lang w:eastAsia="es-CO"/>
         </w:rPr>
         <w:drawing>
@@ -4123,13 +4100,7 @@
         <w:rPr>
           <w:lang w:val="es-419" w:eastAsia="es-CO"/>
         </w:rPr>
-        <w:t>: a</w:t>
-      </w:r>
-      <w:r>
-        <w:rPr>
-          <w:lang w:val="es-419" w:eastAsia="es-CO"/>
-        </w:rPr>
-        <w:t>lta implicación y diferencias significativas entre marcas.</w:t>
+        <w:t>: alta implicación y diferencias significativas entre marcas.</w:t>
       </w:r>
     </w:p>
     <w:p>
@@ -4149,27 +4120,13 @@
           <w:bCs/>
           <w:lang w:val="es-419" w:eastAsia="es-CO"/>
         </w:rPr>
-        <w:t>Habitual</w:t>
-      </w:r>
-      <w:r>
-        <w:rPr>
-          <w:b/>
-          <w:bCs/>
-          <w:lang w:val="es-419" w:eastAsia="es-CO"/>
-        </w:rPr>
-        <w:t>:</w:t>
-      </w:r>
-      <w:r>
-        <w:rPr>
-          <w:lang w:val="es-419" w:eastAsia="es-CO"/>
-        </w:rPr>
-        <w:t xml:space="preserve"> b</w:t>
-      </w:r>
-      <w:r>
-        <w:rPr>
-          <w:lang w:val="es-419" w:eastAsia="es-CO"/>
-        </w:rPr>
-        <w:t>aja implicación y compra rutinaria.</w:t>
+        <w:t>Habitual:</w:t>
+      </w:r>
+      <w:r>
+        <w:rPr>
+          <w:lang w:val="es-419" w:eastAsia="es-CO"/>
+        </w:rPr>
+        <w:t xml:space="preserve"> baja implicación y compra rutinaria.</w:t>
       </w:r>
     </w:p>
     <w:p>
@@ -4195,13 +4152,7 @@
         <w:rPr>
           <w:lang w:val="es-419" w:eastAsia="es-CO"/>
         </w:rPr>
-        <w:t>: c</w:t>
-      </w:r>
-      <w:r>
-        <w:rPr>
-          <w:lang w:val="es-419" w:eastAsia="es-CO"/>
-        </w:rPr>
-        <w:t>ambio frecuente de marca por curiosidad.</w:t>
+        <w:t>: cambio frecuente de marca por curiosidad.</w:t>
       </w:r>
     </w:p>
     <w:p>
@@ -4227,13 +4178,7 @@
         <w:rPr>
           <w:lang w:val="es-419" w:eastAsia="es-CO"/>
         </w:rPr>
-        <w:t>: a</w:t>
-      </w:r>
-      <w:r>
-        <w:rPr>
-          <w:lang w:val="es-419" w:eastAsia="es-CO"/>
-        </w:rPr>
-        <w:t>lta implicación con pocas diferencias entre marcas.</w:t>
+        <w:t>: alta implicación con pocas diferencias entre marcas.</w:t>
       </w:r>
     </w:p>
     <w:p>
@@ -4515,27 +4460,13 @@
           <w:bCs/>
           <w:lang w:val="es-419" w:eastAsia="es-CO"/>
         </w:rPr>
-        <w:t>Edad</w:t>
-      </w:r>
-      <w:r>
-        <w:rPr>
-          <w:b/>
-          <w:bCs/>
-          <w:lang w:val="es-419" w:eastAsia="es-CO"/>
-        </w:rPr>
-        <w:t>:</w:t>
-      </w:r>
-      <w:r>
-        <w:rPr>
-          <w:lang w:val="es-419" w:eastAsia="es-CO"/>
-        </w:rPr>
-        <w:t xml:space="preserve"> e</w:t>
-      </w:r>
-      <w:r>
-        <w:rPr>
-          <w:lang w:val="es-419" w:eastAsia="es-CO"/>
-        </w:rPr>
-        <w:t>tapas del ciclo de vida.</w:t>
+        <w:t>Edad:</w:t>
+      </w:r>
+      <w:r>
+        <w:rPr>
+          <w:lang w:val="es-419" w:eastAsia="es-CO"/>
+        </w:rPr>
+        <w:t xml:space="preserve"> etapas del ciclo de vida.</w:t>
       </w:r>
     </w:p>
     <w:p>
@@ -5570,15 +5501,7 @@
           <w:bCs/>
           <w:lang w:val="es-419" w:eastAsia="es-CO"/>
         </w:rPr>
-        <w:t>Cualitativa</w:t>
-      </w:r>
-      <w:r>
-        <w:rPr>
-          <w:b/>
-          <w:bCs/>
-          <w:lang w:val="es-419" w:eastAsia="es-CO"/>
-        </w:rPr>
-        <w:t>:</w:t>
+        <w:t>Cualitativa:</w:t>
       </w:r>
       <w:r>
         <w:rPr>
@@ -6677,13 +6600,7 @@
               <w:rPr>
                 <w:szCs w:val="28"/>
               </w:rPr>
-              <w:t>Comunicación comercial</w:t>
-            </w:r>
-            <w:r>
-              <w:rPr>
-                <w:szCs w:val="28"/>
-              </w:rPr>
-              <w:t>.</w:t>
+              <w:t>Comunicación comercial.</w:t>
             </w:r>
           </w:p>
         </w:tc>
@@ -7245,13 +7162,7 @@
         <w:rPr>
           <w:lang w:val="es-419" w:eastAsia="es-CO"/>
         </w:rPr>
-        <w:t>: s</w:t>
-      </w:r>
-      <w:r>
-        <w:rPr>
-          <w:lang w:val="es-419" w:eastAsia="es-CO"/>
-        </w:rPr>
-        <w:t>egmento de clientes seleccionado.</w:t>
+        <w:t>: segmento de clientes seleccionado.</w:t>
       </w:r>
     </w:p>
     <w:p>
@@ -7277,13 +7188,7 @@
         <w:rPr>
           <w:lang w:val="es-419" w:eastAsia="es-CO"/>
         </w:rPr>
-        <w:t>: b</w:t>
-      </w:r>
-      <w:r>
-        <w:rPr>
-          <w:lang w:val="es-419" w:eastAsia="es-CO"/>
-        </w:rPr>
-        <w:t>eneficio diferencial ofrecido.</w:t>
+        <w:t>: beneficio diferencial ofrecido.</w:t>
       </w:r>
     </w:p>
     <w:p>
@@ -7309,13 +7214,7 @@
         <w:rPr>
           <w:lang w:val="es-419" w:eastAsia="es-CO"/>
         </w:rPr>
-        <w:t>: i</w:t>
-      </w:r>
-      <w:r>
-        <w:rPr>
-          <w:lang w:val="es-419" w:eastAsia="es-CO"/>
-        </w:rPr>
-        <w:t>magen que se desea proyectar.</w:t>
+        <w:t>: imagen que se desea proyectar.</w:t>
       </w:r>
     </w:p>
     <w:p>
@@ -7341,13 +7240,7 @@
         <w:rPr>
           <w:lang w:val="es-419" w:eastAsia="es-CO"/>
         </w:rPr>
-        <w:t>: d</w:t>
-      </w:r>
-      <w:r>
-        <w:rPr>
-          <w:lang w:val="es-419" w:eastAsia="es-CO"/>
-        </w:rPr>
-        <w:t xml:space="preserve">ecisiones de </w:t>
+        <w:t xml:space="preserve">: decisiones de </w:t>
       </w:r>
       <w:r>
         <w:rPr>
@@ -7438,6 +7331,7 @@
       </w:pPr>
       <w:r>
         <w:rPr>
+          <w:noProof/>
           <w:lang w:val="es-419" w:eastAsia="es-CO"/>
         </w:rPr>
         <w:drawing>
@@ -7626,6 +7520,7 @@
       </w:pPr>
       <w:r>
         <w:rPr>
+          <w:noProof/>
           <w:lang w:val="en-US" w:eastAsia="es-CO"/>
         </w:rPr>
         <w:drawing>
@@ -8261,14 +8156,32 @@
               </w:rPr>
               <w:t xml:space="preserve"> </w:t>
             </w:r>
+            <w:proofErr w:type="spellStart"/>
             <w:r>
               <w:rPr>
                 <w:rStyle w:val="Extranjerismo"/>
                 <w:b/>
                 <w:bCs/>
               </w:rPr>
-              <w:t>podcast</w:t>
-            </w:r>
+              <w:t>p</w:t>
+            </w:r>
+            <w:r>
+              <w:rPr>
+                <w:rStyle w:val="Extranjerismo"/>
+                <w:b/>
+                <w:bCs/>
+              </w:rPr>
+              <w:t>ó</w:t>
+            </w:r>
+            <w:r>
+              <w:rPr>
+                <w:rStyle w:val="Extranjerismo"/>
+                <w:b/>
+                <w:bCs/>
+              </w:rPr>
+              <w:t>dcast</w:t>
+            </w:r>
+            <w:proofErr w:type="spellEnd"/>
             <w:r>
               <w:rPr>
                 <w:b/>
@@ -8288,14 +8201,7 @@
                 <w:bCs/>
                 <w:lang w:val="es-419"/>
               </w:rPr>
-              <w:t>d</w:t>
-            </w:r>
-            <w:r>
-              <w:rPr>
-                <w:bCs/>
-                <w:lang w:val="es-419"/>
-              </w:rPr>
-              <w:t>iseños de estrategias.</w:t>
+              <w:t>diseños de estrategias.</w:t>
             </w:r>
           </w:p>
         </w:tc>
@@ -8314,10 +8220,7 @@
               <w:t>Claudia</w:t>
             </w:r>
             <w:r>
-              <w:t>: b</w:t>
-            </w:r>
-            <w:r>
-              <w:t xml:space="preserve">ienvenidos a este espacio de aprendizaje en </w:t>
+              <w:t xml:space="preserve">: bienvenidos a este espacio de aprendizaje en </w:t>
             </w:r>
             <w:r>
               <w:rPr>
@@ -8348,10 +8251,7 @@
               <w:t>Nico</w:t>
             </w:r>
             <w:r>
-              <w:t>: y</w:t>
-            </w:r>
-            <w:r>
-              <w:t xml:space="preserve"> ojo… aquí es donde el </w:t>
+              <w:t xml:space="preserve">: y ojo… aquí es donde el </w:t>
             </w:r>
             <w:r>
               <w:rPr>
@@ -8372,10 +8272,7 @@
               <w:t>Nico</w:t>
             </w:r>
             <w:r>
-              <w:t>: b</w:t>
-            </w:r>
-            <w:r>
-              <w:t>ueno Claudia, comencemos con la primera pregunta que nos dejaron previamente nuestros oyentes: ¿Qué significa formular estrategias centradas en el cliente y por qué son importantes?</w:t>
+              <w:t>: bueno Claudia, comencemos con la primera pregunta que nos dejaron previamente nuestros oyentes: ¿Qué significa formular estrategias centradas en el cliente y por qué son importantes?</w:t>
             </w:r>
           </w:p>
           <w:p>
@@ -8387,10 +8284,7 @@
               <w:t>Claudia</w:t>
             </w:r>
             <w:r>
-              <w:t>: b</w:t>
-            </w:r>
-            <w:r>
-              <w:t xml:space="preserve">ueno Nico, formular estrategias centradas en el cliente implica diseñar todas las decisiones de </w:t>
+              <w:t xml:space="preserve">: bueno Nico, formular estrategias centradas en el cliente implica diseñar todas las decisiones de </w:t>
             </w:r>
             <w:r>
               <w:rPr>
@@ -8416,10 +8310,7 @@
               <w:t>Nico</w:t>
             </w:r>
             <w:r>
-              <w:t>: e</w:t>
-            </w:r>
-            <w:r>
-              <w:t>n palabras más simples… es como cuando una cafetería recuerda que siempre pides el mismo café y ya te lo tiene listo antes de que hables. ¡Uno se siente importante! Esa sensación de “me conocen” es exactamente lo que buscan las estrategias centradas en el cliente.</w:t>
+              <w:t>: en palabras más simples… es como cuando una cafetería recuerda que siempre pides el mismo café y ya te lo tiene listo antes de que hables. ¡Uno se siente importante! Esa sensación de “me conocen” es exactamente lo que buscan las estrategias centradas en el cliente.</w:t>
             </w:r>
           </w:p>
           <w:p>
@@ -8437,10 +8328,7 @@
               <w:t>Claudia</w:t>
             </w:r>
             <w:r>
-              <w:t>: e</w:t>
-            </w:r>
-            <w:r>
-              <w:t>xcelente. Vemos entonces que conocer al cliente permite crear experiencias más relevantes. Sigamos avanzando: ¿cómo se conecta este enfoque con la construcción de una propuesta de valor?</w:t>
+              <w:t>: excelente. Vemos entonces que conocer al cliente permite crear experiencias más relevantes. Sigamos avanzando: ¿cómo se conecta este enfoque con la construcción de una propuesta de valor?</w:t>
             </w:r>
           </w:p>
           <w:p>
@@ -8452,10 +8340,7 @@
               <w:t>Nico</w:t>
             </w:r>
             <w:r>
-              <w:t>: b</w:t>
-            </w:r>
-            <w:r>
-              <w:t>ueno, aquí es donde la empresa responde la pregunta clave: “¿Por qué deberían comprarme a mí y no al vecino?”. La propuesta de valor es como el “gancho”. Si vendes hamburguesas, no basta con decir “vendo hamburguesas”, tienes que decir “vendo hamburguesas artesanales, rápidas y a buen precio”. Es como escoger equipo de fútbol: uno se queda con el que le da más emoción… o más goles.</w:t>
+              <w:t>: bueno, aquí es donde la empresa responde la pregunta clave: “¿Por qué deberían comprarme a mí y no al vecino?”. La propuesta de valor es como el “gancho”. Si vendes hamburguesas, no basta con decir “vendo hamburguesas”, tienes que decir “vendo hamburguesas artesanales, rápidas y a buen precio”. Es como escoger equipo de fútbol: uno se queda con el que le da más emoción… o más goles.</w:t>
             </w:r>
           </w:p>
           <w:p>
@@ -8467,10 +8352,7 @@
               <w:t>Claudia</w:t>
             </w:r>
             <w:r>
-              <w:t>: e</w:t>
-            </w:r>
-            <w:r>
-              <w:t>xactamente. Desde la perspectiva técnica, la propuesta de valor es el conjunto de beneficios funcionales, emocionales y económicos que una empresa ofrece a su mercado objetivo para diferenciarse de la competencia.</w:t>
+              <w:t>: exactamente. Desde la perspectiva técnica, la propuesta de valor es el conjunto de beneficios funcionales, emocionales y económicos que una empresa ofrece a su mercado objetivo para diferenciarse de la competencia.</w:t>
             </w:r>
           </w:p>
           <w:p>
@@ -8487,10 +8369,7 @@
               <w:t>Nico</w:t>
             </w:r>
             <w:r>
-              <w:t>: m</w:t>
-            </w:r>
-            <w:r>
-              <w:t>uy interesante. Entonces, una estrategia centrada en el cliente permite identificar necesidades, y la propuesta de valor traduce esas necesidades en beneficios concretos.</w:t>
+              <w:t>: muy interesante. Entonces, una estrategia centrada en el cliente permite identificar necesidades, y la propuesta de valor traduce esas necesidades en beneficios concretos.</w:t>
             </w:r>
           </w:p>
           <w:p>
@@ -8751,6 +8630,7 @@
       </w:pPr>
       <w:r>
         <w:rPr>
+          <w:noProof/>
           <w:lang w:val="es-419" w:eastAsia="es-CO"/>
         </w:rPr>
         <w:drawing>
@@ -10665,14 +10545,32 @@
               </w:rPr>
               <w:t xml:space="preserve"> </w:t>
             </w:r>
+            <w:proofErr w:type="spellStart"/>
             <w:r>
               <w:rPr>
                 <w:rStyle w:val="Extranjerismo"/>
                 <w:b/>
                 <w:bCs/>
               </w:rPr>
-              <w:t>podcast</w:t>
-            </w:r>
+              <w:t>p</w:t>
+            </w:r>
+            <w:r>
+              <w:rPr>
+                <w:rStyle w:val="Extranjerismo"/>
+                <w:b/>
+                <w:bCs/>
+              </w:rPr>
+              <w:t>ó</w:t>
+            </w:r>
+            <w:r>
+              <w:rPr>
+                <w:rStyle w:val="Extranjerismo"/>
+                <w:b/>
+                <w:bCs/>
+              </w:rPr>
+              <w:t>dcast</w:t>
+            </w:r>
+            <w:proofErr w:type="spellEnd"/>
             <w:r>
               <w:rPr>
                 <w:b/>
@@ -10711,10 +10609,7 @@
               <w:t>Claudia</w:t>
             </w:r>
             <w:r>
-              <w:t>: b</w:t>
-            </w:r>
-            <w:r>
-              <w:t xml:space="preserve">ienvenidos a un nuevo episodio donde conectamos la teoría del </w:t>
+              <w:t xml:space="preserve">: bienvenidos a un nuevo episodio donde conectamos la teoría del </w:t>
             </w:r>
             <w:r>
               <w:rPr>
@@ -10741,10 +10636,7 @@
               <w:t>Nico</w:t>
             </w:r>
             <w:r>
-              <w:t>: h</w:t>
-            </w:r>
-            <w:r>
-              <w:t>ola, hola, vayamos al grano con preguntas interesantes: ¿De qué manera el análisis del consumidor influye en las decisiones estratégicas de una empresa?</w:t>
+              <w:t>: hola, hola, vayamos al grano con preguntas interesantes: ¿De qué manera el análisis del consumidor influye en las decisiones estratégicas de una empresa?</w:t>
             </w:r>
           </w:p>
           <w:p>
@@ -10756,10 +10648,7 @@
               <w:t>Claudia</w:t>
             </w:r>
             <w:r>
-              <w:t>: e</w:t>
-            </w:r>
-            <w:r>
-              <w:t>l análisis del consumidor constituye la base informativa para la toma de decisiones estratégicas. Permite identificar necesidades, motivaciones, hábitos de compra y sensibilidad al precio.</w:t>
+              <w:t>: el análisis del consumidor constituye la base informativa para la toma de decisiones estratégicas. Permite identificar necesidades, motivaciones, hábitos de compra y sensibilidad al precio.</w:t>
             </w:r>
           </w:p>
           <w:p>
@@ -10781,10 +10670,7 @@
               <w:t>Nico</w:t>
             </w:r>
             <w:r>
-              <w:t>: e</w:t>
-            </w:r>
-            <w:r>
-              <w:t>s decir… si no conoces a tu cliente, es como organizar una fiesta sin saber si al invitado le gusta el vallenato o el rock. De pronto le pones música romántica… y era fanático del reguetón.</w:t>
+              <w:t>: es decir… si no conoces a tu cliente, es como organizar una fiesta sin saber si al invitado le gusta el vallenato o el rock. De pronto le pones música romántica… y era fanático del reguetón.</w:t>
             </w:r>
           </w:p>
           <w:p>
@@ -10801,10 +10687,7 @@
               <w:t>Claudia</w:t>
             </w:r>
             <w:r>
-              <w:t>: e</w:t>
-            </w:r>
-            <w:r>
-              <w:t>xcelente analogía. Entonces, el análisis del consumidor reduce la improvisación. Ahora conectemos esto con el siguiente punto: ¿Cómo se construye una propuesta estratégica de mercadeo a partir del análisis del consumidor?</w:t>
+              <w:t>: excelente analogía. Entonces, el análisis del consumidor reduce la improvisación. Ahora conectemos esto con el siguiente punto: ¿Cómo se construye una propuesta estratégica de mercadeo a partir del análisis del consumidor?</w:t>
             </w:r>
           </w:p>
           <w:p>
@@ -10817,10 +10700,7 @@
               <w:t>Nico</w:t>
             </w:r>
             <w:r>
-              <w:t>: b</w:t>
-            </w:r>
-            <w:r>
-              <w:t>ueno, aquí es donde la empresa deja de decir “creo que” y empieza a decir “sé que”.</w:t>
+              <w:t>: bueno, aquí es donde la empresa deja de decir “creo que” y empieza a decir “sé que”.</w:t>
             </w:r>
           </w:p>
           <w:p>
@@ -10851,10 +10731,7 @@
               <w:t>Claudia</w:t>
             </w:r>
             <w:r>
-              <w:t>: e</w:t>
-            </w:r>
-            <w:r>
-              <w:t xml:space="preserve">xacto, desde una perspectiva metodológica, la propuesta estratégica debe integrar cuatro componentes esenciales: mercado objetivo, objetivos comerciales, estrategias de </w:t>
+              <w:t xml:space="preserve">: exacto, desde una perspectiva metodológica, la propuesta estratégica debe integrar cuatro componentes esenciales: mercado objetivo, objetivos comerciales, estrategias de </w:t>
             </w:r>
             <w:r>
               <w:rPr>
@@ -10873,13 +10750,7 @@
           </w:p>
           <w:p>
             <w:r>
-              <w:t>Posteriormente establece objetivos medibles —como aumentar ventas en 20 %</w:t>
-            </w:r>
-            <w:r>
-              <w:t xml:space="preserve"> -</w:t>
-            </w:r>
-            <w:r>
-              <w:t xml:space="preserve"> y diseña estrategias de producto, precio y promoción coherentes con ese segmento.</w:t>
+              <w:t>Posteriormente establece objetivos medibles —como aumentar ventas en 20 % - y diseña estrategias de producto, precio y promoción coherentes con ese segmento.</w:t>
             </w:r>
           </w:p>
           <w:p>
@@ -10891,10 +10762,7 @@
               <w:t>Nico</w:t>
             </w:r>
             <w:r>
-              <w:t>: o</w:t>
-            </w:r>
-            <w:r>
-              <w:t xml:space="preserve"> sea, no es vender por vender. Es vender con dirección.</w:t>
+              <w:t>: o sea, no es vender por vender. Es vender con dirección.</w:t>
             </w:r>
           </w:p>
           <w:p>
@@ -10920,10 +10788,7 @@
               <w:t>Claudia</w:t>
             </w:r>
             <w:r>
-              <w:t>: m</w:t>
-            </w:r>
-            <w:r>
-              <w:t xml:space="preserve">uy claro. Entonces, el análisis del consumidor alimenta la propuesta estratégica. Pero falta algo clave: organizar todo eso en un esquema formal. Sigamos </w:t>
+              <w:t xml:space="preserve">: muy claro. Entonces, el análisis del consumidor alimenta la propuesta estratégica. Pero falta algo clave: organizar todo eso en un esquema formal. Sigamos </w:t>
             </w:r>
             <w:r>
               <w:lastRenderedPageBreak/>
@@ -10936,43 +10801,30 @@
                 <w:b/>
                 <w:bCs/>
               </w:rPr>
-              <w:t>Nico</w:t>
-            </w:r>
+              <w:t>Nico:</w:t>
+            </w:r>
+            <w:r>
+              <w:t xml:space="preserve"> ¡uy¡, buena pregunta, déjame saber primero </w:t>
+            </w:r>
+            <w:proofErr w:type="spellStart"/>
+            <w:r>
+              <w:t>que</w:t>
+            </w:r>
+            <w:proofErr w:type="spellEnd"/>
+            <w:r>
+              <w:t xml:space="preserve"> opinas tu.</w:t>
+            </w:r>
+          </w:p>
+          <w:p>
             <w:r>
               <w:rPr>
                 <w:b/>
                 <w:bCs/>
               </w:rPr>
-              <w:t>:</w:t>
-            </w:r>
-            <w:r>
-              <w:t xml:space="preserve"> </w:t>
-            </w:r>
-            <w:r>
-              <w:t xml:space="preserve">¡uy¡, buena pregunta, déjame saber primero </w:t>
-            </w:r>
-            <w:proofErr w:type="spellStart"/>
-            <w:r>
-              <w:t>que</w:t>
-            </w:r>
-            <w:proofErr w:type="spellEnd"/>
-            <w:r>
-              <w:t xml:space="preserve"> opinas tu.</w:t>
-            </w:r>
-          </w:p>
-          <w:p>
-            <w:r>
-              <w:rPr>
-                <w:b/>
-                <w:bCs/>
-              </w:rPr>
               <w:t>Claudia</w:t>
             </w:r>
             <w:r>
-              <w:t>: b</w:t>
-            </w:r>
-            <w:r>
-              <w:t>ueno, el esquema estratégico es un documento estructurado que consolida diagnóstico del mercado, segmentación, objetivos, estrategias y métricas de evaluación.</w:t>
+              <w:t>: bueno, el esquema estratégico es un documento estructurado que consolida diagnóstico del mercado, segmentación, objetivos, estrategias y métricas de evaluación.</w:t>
             </w:r>
           </w:p>
           <w:p>
@@ -11051,10 +10903,7 @@
               <w:t>Nico</w:t>
             </w:r>
             <w:r>
-              <w:t>: e</w:t>
-            </w:r>
-            <w:r>
-              <w:t>n otras palabras… es como el mapa antes del viaje. Si no lo haces, puedes terminar en la playa cuando ibas para la montaña.</w:t>
+              <w:t>: en otras palabras… es como el mapa antes del viaje. Si no lo haces, puedes terminar en la playa cuando ibas para la montaña.</w:t>
             </w:r>
           </w:p>
           <w:p>
@@ -11071,21 +10920,12 @@
               <w:t>Claudia</w:t>
             </w:r>
             <w:r>
-              <w:t>: e</w:t>
-            </w:r>
-            <w:r>
-              <w:t>xactamente. Los indicadores permiten evaluar si la estrategia está funcionando y realizar ajustes oportunos.</w:t>
+              <w:t>: exactamente. Los indicadores permiten evaluar si la estrategia está funcionando y realizar ajustes oportunos.</w:t>
             </w:r>
           </w:p>
           <w:p>
             <w:r>
-              <w:t>Nico</w:t>
-            </w:r>
-            <w:r>
-              <w:t>: p</w:t>
-            </w:r>
-            <w:r>
-              <w:t xml:space="preserve">orque si algo no funciona, se corrige. En </w:t>
+              <w:t xml:space="preserve">Nico: porque si algo no funciona, se corrige. En </w:t>
             </w:r>
             <w:r>
               <w:rPr>
@@ -11107,10 +10947,7 @@
               <w:t>Claudia</w:t>
             </w:r>
             <w:r>
-              <w:t>: e</w:t>
-            </w:r>
-            <w:r>
-              <w:t>xcelente. Entonces vemos que el esquema estratégico no es un simple documento, sino una herramienta de gestión.</w:t>
+              <w:t>: excelente. Entonces vemos que el esquema estratégico no es un simple documento, sino una herramienta de gestión.</w:t>
             </w:r>
           </w:p>
           <w:p>
@@ -11122,10 +10959,7 @@
               <w:t>Nico</w:t>
             </w:r>
             <w:r>
-              <w:t>: a</w:t>
-            </w:r>
-            <w:r>
-              <w:t>sí es, en conclusión, hoy aprendimos que el análisis del consumidor es el punto de partida para decisiones estratégicas sólidas.</w:t>
+              <w:t>: así es, en conclusión, hoy aprendimos que el análisis del consumidor es el punto de partida para decisiones estratégicas sólidas.</w:t>
             </w:r>
           </w:p>
           <w:p>
@@ -11151,16 +10985,7 @@
               <w:t>Claudia</w:t>
             </w:r>
             <w:r>
-              <w:t>: a</w:t>
-            </w:r>
-            <w:r>
-              <w:t xml:space="preserve">sí es, podemos añadir que </w:t>
-            </w:r>
-            <w:r>
-              <w:t>c</w:t>
-            </w:r>
-            <w:r>
-              <w:t>uando las empresas analizan, planifican y miden, dejan de improvisar y comienzan a competir con inteligencia.</w:t>
+              <w:t>: así es, podemos añadir que cuando las empresas analizan, planifican y miden, dejan de improvisar y comienzan a competir con inteligencia.</w:t>
             </w:r>
           </w:p>
           <w:p>
@@ -11245,7 +11070,31 @@
         <w:rPr>
           <w:lang w:val="es-419" w:eastAsia="es-CO"/>
         </w:rPr>
-        <w:t>Componente formativo 02 ofrece al aprendiz una comprensión integral del comportamiento del consumidor como base para la formulación de estrategias de mercadeo efectivas, abordando las variables culturales, sociales, personales y psicológicas que influyen en las decisiones de compra, así como los métodos de análisis que permiten interpretar las dinámicas del mercado.</w:t>
+        <w:t xml:space="preserve">Componente formativo </w:t>
+      </w:r>
+      <w:r>
+        <w:rPr>
+          <w:lang w:val="es-419" w:eastAsia="es-CO"/>
+        </w:rPr>
+        <w:t>“</w:t>
+      </w:r>
+      <w:r>
+        <w:rPr>
+          <w:lang w:val="es-419" w:eastAsia="es-CO"/>
+        </w:rPr>
+        <w:t>Consumidor y estrategias de mercadeo</w:t>
+      </w:r>
+      <w:r>
+        <w:rPr>
+          <w:lang w:val="es-419" w:eastAsia="es-CO"/>
+        </w:rPr>
+        <w:t>”</w:t>
+      </w:r>
+      <w:r>
+        <w:rPr>
+          <w:lang w:val="es-419" w:eastAsia="es-CO"/>
+        </w:rPr>
+        <w:t xml:space="preserve"> ofrece al aprendiz una comprensión integral del comportamiento del consumidor como base para la formulación de estrategias de mercadeo efectivas, abordando las variables culturales, sociales, personales y psicológicas que influyen en las decisiones de compra, así como los métodos de análisis que permiten interpretar las dinámicas del mercado.</w:t>
       </w:r>
     </w:p>
     <w:p>
@@ -11270,6 +11119,7 @@
       </w:pPr>
       <w:r>
         <w:rPr>
+          <w:noProof/>
           <w:lang w:val="es-419" w:eastAsia="es-CO"/>
         </w:rPr>
         <w:drawing>
@@ -11387,8 +11237,33 @@
           <w:szCs w:val="28"/>
           <w:lang w:val="es-419"/>
         </w:rPr>
-        <w:t>Consumidor</w:t>
-      </w:r>
+        <w:t>Consumidor:</w:t>
+      </w:r>
+      <w:r>
+        <w:rPr>
+          <w:rFonts w:ascii="Calibri" w:hAnsi="Calibri" w:cs="Calibri"/>
+          <w:szCs w:val="28"/>
+          <w:lang w:val="es-419"/>
+        </w:rPr>
+        <w:t xml:space="preserve"> p</w:t>
+      </w:r>
+      <w:r>
+        <w:rPr>
+          <w:rFonts w:ascii="Calibri" w:hAnsi="Calibri" w:cs="Calibri"/>
+          <w:szCs w:val="28"/>
+          <w:lang w:val="es-419"/>
+        </w:rPr>
+        <w:t>ersona que adquiere bienes o servicios para satisfacer necesidades.</w:t>
+      </w:r>
+    </w:p>
+    <w:p>
+      <w:pPr>
+        <w:rPr>
+          <w:rFonts w:ascii="Calibri" w:hAnsi="Calibri" w:cs="Calibri"/>
+          <w:szCs w:val="28"/>
+          <w:lang w:val="es-419"/>
+        </w:rPr>
+      </w:pPr>
       <w:r>
         <w:rPr>
           <w:rFonts w:ascii="Calibri" w:hAnsi="Calibri" w:cs="Calibri"/>
@@ -11397,7 +11272,7 @@
           <w:szCs w:val="28"/>
           <w:lang w:val="es-419"/>
         </w:rPr>
-        <w:t>:</w:t>
+        <w:t>Estrategia comercial</w:t>
       </w:r>
       <w:r>
         <w:rPr>
@@ -11405,15 +11280,7 @@
           <w:szCs w:val="28"/>
           <w:lang w:val="es-419"/>
         </w:rPr>
-        <w:t xml:space="preserve"> p</w:t>
-      </w:r>
-      <w:r>
-        <w:rPr>
-          <w:rFonts w:ascii="Calibri" w:hAnsi="Calibri" w:cs="Calibri"/>
-          <w:szCs w:val="28"/>
-          <w:lang w:val="es-419"/>
-        </w:rPr>
-        <w:t>ersona que adquiere bienes o servicios para satisfacer necesidades.</w:t>
+        <w:t>: conjunto de acciones orientadas al logro de metas de mercado.</w:t>
       </w:r>
     </w:p>
     <w:p>
@@ -11432,7 +11299,7 @@
           <w:szCs w:val="28"/>
           <w:lang w:val="es-419"/>
         </w:rPr>
-        <w:t>Estrategia comercial</w:t>
+        <w:t>Fidelización</w:t>
       </w:r>
       <w:r>
         <w:rPr>
@@ -11440,7 +11307,15 @@
           <w:szCs w:val="28"/>
           <w:lang w:val="es-419"/>
         </w:rPr>
-        <w:t>: conjunto de acciones orientadas al logro de metas de mercado.</w:t>
+        <w:t>: e</w:t>
+      </w:r>
+      <w:r>
+        <w:rPr>
+          <w:rFonts w:ascii="Calibri" w:hAnsi="Calibri" w:cs="Calibri"/>
+          <w:szCs w:val="28"/>
+          <w:lang w:val="es-419"/>
+        </w:rPr>
+        <w:t>strategias orientadas a mantener clientes recurrentes.</w:t>
       </w:r>
     </w:p>
     <w:p>
@@ -11459,7 +11334,7 @@
           <w:szCs w:val="28"/>
           <w:lang w:val="es-419"/>
         </w:rPr>
-        <w:t>Fidelización</w:t>
+        <w:t>Segmentación</w:t>
       </w:r>
       <w:r>
         <w:rPr>
@@ -11467,7 +11342,7 @@
           <w:szCs w:val="28"/>
           <w:lang w:val="es-419"/>
         </w:rPr>
-        <w:t>: e</w:t>
+        <w:t>: p</w:t>
       </w:r>
       <w:r>
         <w:rPr>
@@ -11475,7 +11350,7 @@
           <w:szCs w:val="28"/>
           <w:lang w:val="es-419"/>
         </w:rPr>
-        <w:t>strategias orientadas a mantener clientes recurrentes.</w:t>
+        <w:t>roceso de dividir el mercado en grupos con características similares.</w:t>
       </w:r>
     </w:p>
     <w:p>
@@ -11486,6 +11361,15 @@
           <w:lang w:val="es-419"/>
         </w:rPr>
       </w:pPr>
+      <w:r>
+        <w:rPr>
+          <w:rStyle w:val="Extranjerismo"/>
+          <w:b/>
+          <w:bCs/>
+          <w:lang w:val="es-419"/>
+        </w:rPr>
+        <w:t xml:space="preserve">Marketing </w:t>
+      </w:r>
       <w:r>
         <w:rPr>
           <w:rFonts w:ascii="Calibri" w:hAnsi="Calibri" w:cs="Calibri"/>
@@ -11494,7 +11378,7 @@
           <w:szCs w:val="28"/>
           <w:lang w:val="es-419"/>
         </w:rPr>
-        <w:t>Segmentación</w:t>
+        <w:t>estratégico</w:t>
       </w:r>
       <w:r>
         <w:rPr>
@@ -11510,7 +11394,7 @@
           <w:szCs w:val="28"/>
           <w:lang w:val="es-419"/>
         </w:rPr>
-        <w:t>roceso de dividir el mercado en grupos con características similares.</w:t>
+        <w:t>lanificación de acciones comerciales orientadas a objetivos organizacionales.</w:t>
       </w:r>
     </w:p>
     <w:p>
@@ -11521,15 +11405,6 @@
           <w:lang w:val="es-419"/>
         </w:rPr>
       </w:pPr>
-      <w:r>
-        <w:rPr>
-          <w:rStyle w:val="Extranjerismo"/>
-          <w:b/>
-          <w:bCs/>
-          <w:lang w:val="es-419"/>
-        </w:rPr>
-        <w:t xml:space="preserve">Marketing </w:t>
-      </w:r>
       <w:r>
         <w:rPr>
           <w:rFonts w:ascii="Calibri" w:hAnsi="Calibri" w:cs="Calibri"/>
@@ -11538,7 +11413,7 @@
           <w:szCs w:val="28"/>
           <w:lang w:val="es-419"/>
         </w:rPr>
-        <w:t>estratégico</w:t>
+        <w:t>Mercado objetivo</w:t>
       </w:r>
       <w:r>
         <w:rPr>
@@ -11546,7 +11421,7 @@
           <w:szCs w:val="28"/>
           <w:lang w:val="es-419"/>
         </w:rPr>
-        <w:t>: p</w:t>
+        <w:t>: s</w:t>
       </w:r>
       <w:r>
         <w:rPr>
@@ -11554,7 +11429,22 @@
           <w:szCs w:val="28"/>
           <w:lang w:val="es-419"/>
         </w:rPr>
-        <w:t>lanificación de acciones comerciales orientadas a objetivos organizacionales.</w:t>
+        <w:t xml:space="preserve">egmento seleccionado al que se dirigen las estrategias de </w:t>
+      </w:r>
+      <w:r>
+        <w:rPr>
+          <w:rStyle w:val="Extranjerismo"/>
+          <w:lang w:val="es-419"/>
+        </w:rPr>
+        <w:t>marketing</w:t>
+      </w:r>
+      <w:r>
+        <w:rPr>
+          <w:rFonts w:ascii="Calibri" w:hAnsi="Calibri" w:cs="Calibri"/>
+          <w:szCs w:val="28"/>
+          <w:lang w:val="es-419"/>
+        </w:rPr>
+        <w:t>.</w:t>
       </w:r>
     </w:p>
     <w:p>
@@ -11573,7 +11463,16 @@
           <w:szCs w:val="28"/>
           <w:lang w:val="es-419"/>
         </w:rPr>
-        <w:t>Mercado objetivo</w:t>
+        <w:t xml:space="preserve">Mezcla de </w:t>
+      </w:r>
+      <w:r>
+        <w:rPr>
+          <w:rStyle w:val="Extranjerismo"/>
+          <w:b/>
+          <w:bCs/>
+          <w:lang w:val="es-419"/>
+        </w:rPr>
+        <w:t>marketing</w:t>
       </w:r>
       <w:r>
         <w:rPr>
@@ -11581,7 +11480,7 @@
           <w:szCs w:val="28"/>
           <w:lang w:val="es-419"/>
         </w:rPr>
-        <w:t>: s</w:t>
+        <w:t>: c</w:t>
       </w:r>
       <w:r>
         <w:rPr>
@@ -11589,22 +11488,7 @@
           <w:szCs w:val="28"/>
           <w:lang w:val="es-419"/>
         </w:rPr>
-        <w:t xml:space="preserve">egmento seleccionado al que se dirigen las estrategias de </w:t>
-      </w:r>
-      <w:r>
-        <w:rPr>
-          <w:rStyle w:val="Extranjerismo"/>
-          <w:lang w:val="es-419"/>
-        </w:rPr>
-        <w:t>marketing</w:t>
-      </w:r>
-      <w:r>
-        <w:rPr>
-          <w:rFonts w:ascii="Calibri" w:hAnsi="Calibri" w:cs="Calibri"/>
-          <w:szCs w:val="28"/>
-          <w:lang w:val="es-419"/>
-        </w:rPr>
-        <w:t>.</w:t>
+        <w:t>onjunto de variables producto, precio, plaza y promoción.</w:t>
       </w:r>
     </w:p>
     <w:p>
@@ -11623,16 +11507,7 @@
           <w:szCs w:val="28"/>
           <w:lang w:val="es-419"/>
         </w:rPr>
-        <w:t xml:space="preserve">Mezcla de </w:t>
-      </w:r>
-      <w:r>
-        <w:rPr>
-          <w:rStyle w:val="Extranjerismo"/>
-          <w:b/>
-          <w:bCs/>
-          <w:lang w:val="es-419"/>
-        </w:rPr>
-        <w:t>marketing</w:t>
+        <w:t>Posicionamiento</w:t>
       </w:r>
       <w:r>
         <w:rPr>
@@ -11640,7 +11515,7 @@
           <w:szCs w:val="28"/>
           <w:lang w:val="es-419"/>
         </w:rPr>
-        <w:t>: c</w:t>
+        <w:t>: l</w:t>
       </w:r>
       <w:r>
         <w:rPr>
@@ -11648,7 +11523,7 @@
           <w:szCs w:val="28"/>
           <w:lang w:val="es-419"/>
         </w:rPr>
-        <w:t>onjunto de variables producto, precio, plaza y promoción.</w:t>
+        <w:t>ugar que ocupa una marca en la mente del consumidor.</w:t>
       </w:r>
     </w:p>
     <w:p>
@@ -11667,41 +11542,6 @@
           <w:szCs w:val="28"/>
           <w:lang w:val="es-419"/>
         </w:rPr>
-        <w:t>Posicionamiento</w:t>
-      </w:r>
-      <w:r>
-        <w:rPr>
-          <w:rFonts w:ascii="Calibri" w:hAnsi="Calibri" w:cs="Calibri"/>
-          <w:szCs w:val="28"/>
-          <w:lang w:val="es-419"/>
-        </w:rPr>
-        <w:t>: l</w:t>
-      </w:r>
-      <w:r>
-        <w:rPr>
-          <w:rFonts w:ascii="Calibri" w:hAnsi="Calibri" w:cs="Calibri"/>
-          <w:szCs w:val="28"/>
-          <w:lang w:val="es-419"/>
-        </w:rPr>
-        <w:t>ugar que ocupa una marca en la mente del consumidor.</w:t>
-      </w:r>
-    </w:p>
-    <w:p>
-      <w:pPr>
-        <w:rPr>
-          <w:rFonts w:ascii="Calibri" w:hAnsi="Calibri" w:cs="Calibri"/>
-          <w:szCs w:val="28"/>
-          <w:lang w:val="es-419"/>
-        </w:rPr>
-      </w:pPr>
-      <w:r>
-        <w:rPr>
-          <w:rFonts w:ascii="Calibri" w:hAnsi="Calibri" w:cs="Calibri"/>
-          <w:b/>
-          <w:bCs/>
-          <w:szCs w:val="28"/>
-          <w:lang w:val="es-419"/>
-        </w:rPr>
         <w:t>Propuesta de valor</w:t>
       </w:r>
       <w:r>
@@ -11790,28 +11630,6 @@
           <w:szCs w:val="28"/>
         </w:rPr>
       </w:pPr>
-      <w:hyperlink r:id="rId21" w:history="1">
-        <w:r>
-          <w:rPr>
-            <w:rStyle w:val="Hipervnculo"/>
-            <w:rFonts w:asciiTheme="minorHAnsi" w:hAnsiTheme="minorHAnsi" w:cstheme="minorHAnsi"/>
-            <w:sz w:val="28"/>
-            <w:szCs w:val="28"/>
-          </w:rPr>
-          <w:t>https://rodin.uca.es/bitstream/handle/10498/31668/Segmentacio_n%20de%20mercado.pdf?sequence=4</w:t>
-        </w:r>
-      </w:hyperlink>
-    </w:p>
-    <w:p>
-      <w:pPr>
-        <w:pStyle w:val="Normal0"/>
-        <w:ind w:firstLine="708"/>
-        <w:rPr>
-          <w:rFonts w:asciiTheme="minorHAnsi" w:hAnsiTheme="minorHAnsi" w:cstheme="minorHAnsi"/>
-          <w:sz w:val="28"/>
-          <w:szCs w:val="28"/>
-        </w:rPr>
-      </w:pPr>
     </w:p>
     <w:p>
       <w:pPr>
@@ -11859,7 +11677,7 @@
           <w:szCs w:val="28"/>
         </w:rPr>
       </w:pPr>
-      <w:hyperlink r:id="rId22" w:history="1">
+      <w:hyperlink r:id="rId21" w:history="1">
         <w:r>
           <w:rPr>
             <w:rStyle w:val="Hipervnculo"/>
@@ -11911,7 +11729,7 @@
           <w:szCs w:val="28"/>
         </w:rPr>
       </w:pPr>
-      <w:hyperlink r:id="rId23" w:history="1">
+      <w:hyperlink r:id="rId22" w:history="1">
         <w:r>
           <w:rPr>
             <w:rStyle w:val="Hipervnculo"/>
@@ -11999,7 +11817,7 @@
           <w:szCs w:val="28"/>
         </w:rPr>
       </w:pPr>
-      <w:hyperlink r:id="rId24" w:history="1">
+      <w:hyperlink r:id="rId23" w:history="1">
         <w:r>
           <w:rPr>
             <w:rStyle w:val="Hipervnculo"/>
@@ -12051,7 +11869,7 @@
           <w:szCs w:val="28"/>
         </w:rPr>
       </w:pPr>
-      <w:hyperlink r:id="rId25" w:history="1">
+      <w:hyperlink r:id="rId24" w:history="1">
         <w:r>
           <w:rPr>
             <w:rStyle w:val="Hipervnculo"/>
@@ -13171,8 +12989,8 @@
       </w:pPr>
     </w:p>
     <w:sectPr>
-      <w:headerReference w:type="default" r:id="rId26"/>
-      <w:footerReference w:type="default" r:id="rId27"/>
+      <w:headerReference w:type="default" r:id="rId25"/>
+      <w:footerReference w:type="default" r:id="rId26"/>
       <w:pgSz w:w="12240" w:h="15840"/>
       <w:pgMar w:top="1701" w:right="1134" w:bottom="1134" w:left="1134" w:header="709" w:footer="737" w:gutter="0"/>
       <w:pgNumType w:start="1"/>
@@ -13316,13 +13134,6 @@
                                   <w:bCs/>
                                 </w:rPr>
                               </w:pPr>
-                              <w:r>
-                                <w:rPr>
-                                  <w:b/>
-                                  <w:bCs/>
-                                </w:rPr>
-                                <w:t>Grupo de Ejecución de la Formación Virtual</w:t>
-                              </w:r>
                             </w:p>
                           </w:txbxContent>
                         </wps:txbx>
@@ -13359,13 +13170,6 @@
                             <w:bCs/>
                           </w:rPr>
                         </w:pPr>
-                        <w:r>
-                          <w:rPr>
-                            <w:b/>
-                            <w:bCs/>
-                          </w:rPr>
-                          <w:t>Grupo de Ejecución de la Formación Virtual</w:t>
-                        </w:r>
                       </w:p>
                     </w:txbxContent>
                   </v:textbox>
@@ -17673,6 +17477,26 @@
 </file>
 
 <file path=customXml/item1.xml><?xml version="1.0" encoding="utf-8"?>
+<?mso-contentType ?>
+<FormTemplates xmlns="http://schemas.microsoft.com/sharepoint/v3/contenttype/forms">
+  <Display>DocumentLibraryForm</Display>
+  <Edit>DocumentLibraryForm</Edit>
+  <New>DocumentLibraryForm</New>
+</FormTemplates>
+</file>
+
+<file path=customXml/item2.xml><?xml version="1.0" encoding="utf-8"?>
+<p:properties xmlns:p="http://schemas.microsoft.com/office/2006/metadata/properties" xmlns:xsi="http://www.w3.org/2001/XMLSchema-instance" xmlns:pc="http://schemas.microsoft.com/office/infopath/2007/PartnerControls">
+  <documentManagement>
+    <TaxCatchAll xmlns="adccf511-daff-4bcb-9072-914cedbf4c7e" xsi:nil="true"/>
+    <lcf76f155ced4ddcb4097134ff3c332f xmlns="a70d3c18-0869-45a1-9f75-4b4b8f0f32be">
+      <Terms xmlns="http://schemas.microsoft.com/office/infopath/2007/PartnerControls"/>
+    </lcf76f155ced4ddcb4097134ff3c332f>
+  </documentManagement>
+</p:properties>
+</file>
+
+<file path=customXml/item3.xml><?xml version="1.0" encoding="utf-8"?>
 <b:Sources xmlns:b="http://schemas.openxmlformats.org/officeDocument/2006/bibliography" xmlns="http://schemas.openxmlformats.org/officeDocument/2006/bibliography" SelectedStyle="\APASixthEditionOfficeOnline.xsl" StyleName="APA" Version="6">
   <b:Source>
     <b:Tag>Mue12</b:Tag>
@@ -18183,31 +18007,28 @@
 </b:Sources>
 </file>
 
-<file path=customXml/item2.xml><?xml version="1.0" encoding="utf-8"?>
-<ct:contentTypeSchema xmlns:ct="http://schemas.microsoft.com/office/2006/metadata/contentType" xmlns:ma="http://schemas.microsoft.com/office/2006/metadata/properties/metaAttributes" ct:_="" ma:_="" ma:contentTypeName="Documento" ma:contentTypeID="0x0101006A81D6BD42E8DF4C91013959704817E1" ma:contentTypeVersion="15" ma:contentTypeDescription="Crear nuevo documento." ma:contentTypeScope="" ma:versionID="bf4f72ffd194f0963ff564daca6869f7">
-  <xsd:schema xmlns:xsd="http://www.w3.org/2001/XMLSchema" xmlns:xs="http://www.w3.org/2001/XMLSchema" xmlns:p="http://schemas.microsoft.com/office/2006/metadata/properties" xmlns:ns2="13c90a0b-73bc-4dc0-be5f-28d77b615beb" xmlns:ns3="13c93bba-48ce-428c-bfe5-88b42c19b028" targetNamespace="http://schemas.microsoft.com/office/2006/metadata/properties" ma:root="true" ma:fieldsID="8718d6f4873a5b1392a45044efa78385" ns2:_="" ns3:_="">
-    <xsd:import namespace="13c90a0b-73bc-4dc0-be5f-28d77b615beb"/>
-    <xsd:import namespace="13c93bba-48ce-428c-bfe5-88b42c19b028"/>
+<file path=customXml/item4.xml><?xml version="1.0" encoding="utf-8"?>
+<ct:contentTypeSchema xmlns:ct="http://schemas.microsoft.com/office/2006/metadata/contentType" xmlns:ma="http://schemas.microsoft.com/office/2006/metadata/properties/metaAttributes" ct:_="" ma:_="" ma:contentTypeName="Documento" ma:contentTypeID="0x010100FC2B1768DD5A774EB396CCAB0DE361C1" ma:contentTypeVersion="12" ma:contentTypeDescription="Crear nuevo documento." ma:contentTypeScope="" ma:versionID="d4a546b22d2924edabf51241cf3422b8">
+  <xsd:schema xmlns:xsd="http://www.w3.org/2001/XMLSchema" xmlns:xs="http://www.w3.org/2001/XMLSchema" xmlns:p="http://schemas.microsoft.com/office/2006/metadata/properties" xmlns:ns2="a70d3c18-0869-45a1-9f75-4b4b8f0f32be" xmlns:ns3="adccf511-daff-4bcb-9072-914cedbf4c7e" targetNamespace="http://schemas.microsoft.com/office/2006/metadata/properties" ma:root="true" ma:fieldsID="e29002b2d9ca820e89c57fc59ec70c79" ns2:_="" ns3:_="">
+    <xsd:import namespace="a70d3c18-0869-45a1-9f75-4b4b8f0f32be"/>
+    <xsd:import namespace="adccf511-daff-4bcb-9072-914cedbf4c7e"/>
     <xsd:element name="properties">
       <xsd:complexType>
         <xsd:sequence>
           <xsd:element name="documentManagement">
             <xsd:complexType>
               <xsd:all>
-                <xsd:element ref="ns2:SharedWithUsers" minOccurs="0"/>
-                <xsd:element ref="ns2:SharedWithDetails" minOccurs="0"/>
-                <xsd:element ref="ns3:MediaServiceMetadata" minOccurs="0"/>
-                <xsd:element ref="ns3:MediaServiceFastMetadata" minOccurs="0"/>
-                <xsd:element ref="ns3:MediaServiceSearchProperties" minOccurs="0"/>
-                <xsd:element ref="ns3:MediaServiceObjectDetectorVersions" minOccurs="0"/>
-                <xsd:element ref="ns3:MediaServiceDateTaken" minOccurs="0"/>
-                <xsd:element ref="ns3:MediaServiceGenerationTime" minOccurs="0"/>
-                <xsd:element ref="ns3:MediaServiceEventHashCode" minOccurs="0"/>
-                <xsd:element ref="ns3:MediaLengthInSeconds" minOccurs="0"/>
-                <xsd:element ref="ns3:lcf76f155ced4ddcb4097134ff3c332f" minOccurs="0"/>
-                <xsd:element ref="ns2:TaxCatchAll" minOccurs="0"/>
-                <xsd:element ref="ns3:MediaServiceOCR" minOccurs="0"/>
-                <xsd:element ref="ns3:MediaServiceLocation" minOccurs="0"/>
+                <xsd:element ref="ns2:MediaServiceMetadata" minOccurs="0"/>
+                <xsd:element ref="ns2:MediaServiceFastMetadata" minOccurs="0"/>
+                <xsd:element ref="ns2:MediaServiceSearchProperties" minOccurs="0"/>
+                <xsd:element ref="ns2:MediaServiceDateTaken" minOccurs="0"/>
+                <xsd:element ref="ns2:MediaServiceGenerationTime" minOccurs="0"/>
+                <xsd:element ref="ns2:MediaServiceEventHashCode" minOccurs="0"/>
+                <xsd:element ref="ns2:MediaLengthInSeconds" minOccurs="0"/>
+                <xsd:element ref="ns2:lcf76f155ced4ddcb4097134ff3c332f" minOccurs="0"/>
+                <xsd:element ref="ns3:TaxCatchAll" minOccurs="0"/>
+                <xsd:element ref="ns2:MediaServiceOCR" minOccurs="0"/>
+                <xsd:element ref="ns2:MediaServiceBillingMetadata" minOccurs="0"/>
               </xsd:all>
             </xsd:complexType>
           </xsd:element>
@@ -18215,36 +18036,68 @@
       </xsd:complexType>
     </xsd:element>
   </xsd:schema>
-  <xsd:schema xmlns:xsd="http://www.w3.org/2001/XMLSchema" xmlns:xs="http://www.w3.org/2001/XMLSchema" xmlns:dms="http://schemas.microsoft.com/office/2006/documentManagement/types" xmlns:pc="http://schemas.microsoft.com/office/infopath/2007/PartnerControls" targetNamespace="13c90a0b-73bc-4dc0-be5f-28d77b615beb" elementFormDefault="qualified">
+  <xsd:schema xmlns:xsd="http://www.w3.org/2001/XMLSchema" xmlns:xs="http://www.w3.org/2001/XMLSchema" xmlns:dms="http://schemas.microsoft.com/office/2006/documentManagement/types" xmlns:pc="http://schemas.microsoft.com/office/infopath/2007/PartnerControls" targetNamespace="a70d3c18-0869-45a1-9f75-4b4b8f0f32be" elementFormDefault="qualified">
     <xsd:import namespace="http://schemas.microsoft.com/office/2006/documentManagement/types"/>
     <xsd:import namespace="http://schemas.microsoft.com/office/infopath/2007/PartnerControls"/>
-    <xsd:element name="SharedWithUsers" ma:index="8" nillable="true" ma:displayName="Compartido con" ma:internalName="SharedWithUsers" ma:readOnly="true">
+    <xsd:element name="MediaServiceMetadata" ma:index="8" nillable="true" ma:displayName="MediaServiceMetadata" ma:hidden="true" ma:internalName="MediaServiceMetadata" ma:readOnly="true">
+      <xsd:simpleType>
+        <xsd:restriction base="dms:Note"/>
+      </xsd:simpleType>
+    </xsd:element>
+    <xsd:element name="MediaServiceFastMetadata" ma:index="9" nillable="true" ma:displayName="MediaServiceFastMetadata" ma:hidden="true" ma:internalName="MediaServiceFastMetadata" ma:readOnly="true">
+      <xsd:simpleType>
+        <xsd:restriction base="dms:Note"/>
+      </xsd:simpleType>
+    </xsd:element>
+    <xsd:element name="MediaServiceSearchProperties" ma:index="10" nillable="true" ma:displayName="MediaServiceSearchProperties" ma:hidden="true" ma:internalName="MediaServiceSearchProperties" ma:readOnly="true">
+      <xsd:simpleType>
+        <xsd:restriction base="dms:Note"/>
+      </xsd:simpleType>
+    </xsd:element>
+    <xsd:element name="MediaServiceDateTaken" ma:index="11" nillable="true" ma:displayName="MediaServiceDateTaken" ma:hidden="true" ma:indexed="true" ma:internalName="MediaServiceDateTaken" ma:readOnly="true">
+      <xsd:simpleType>
+        <xsd:restriction base="dms:Text"/>
+      </xsd:simpleType>
+    </xsd:element>
+    <xsd:element name="MediaServiceGenerationTime" ma:index="12" nillable="true" ma:displayName="MediaServiceGenerationTime" ma:hidden="true" ma:internalName="MediaServiceGenerationTime" ma:readOnly="true">
+      <xsd:simpleType>
+        <xsd:restriction base="dms:Text"/>
+      </xsd:simpleType>
+    </xsd:element>
+    <xsd:element name="MediaServiceEventHashCode" ma:index="13" nillable="true" ma:displayName="MediaServiceEventHashCode" ma:hidden="true" ma:internalName="MediaServiceEventHashCode" ma:readOnly="true">
+      <xsd:simpleType>
+        <xsd:restriction base="dms:Text"/>
+      </xsd:simpleType>
+    </xsd:element>
+    <xsd:element name="MediaLengthInSeconds" ma:index="14" nillable="true" ma:displayName="MediaLengthInSeconds" ma:hidden="true" ma:internalName="MediaLengthInSeconds" ma:readOnly="true">
+      <xsd:simpleType>
+        <xsd:restriction base="dms:Unknown"/>
+      </xsd:simpleType>
+    </xsd:element>
+    <xsd:element name="lcf76f155ced4ddcb4097134ff3c332f" ma:index="16" nillable="true" ma:taxonomy="true" ma:internalName="lcf76f155ced4ddcb4097134ff3c332f" ma:taxonomyFieldName="MediaServiceImageTags" ma:displayName="Etiquetas de imagen" ma:readOnly="false" ma:fieldId="{5cf76f15-5ced-4ddc-b409-7134ff3c332f}" ma:taxonomyMulti="true" ma:sspId="d33c8c81-5745-4931-bcc4-c2aeafe86780" ma:termSetId="09814cd3-568e-fe90-9814-8d621ff8fb84" ma:anchorId="fba54fb3-c3e1-fe81-a776-ca4b69148c4d" ma:open="true" ma:isKeyword="false">
       <xsd:complexType>
-        <xsd:complexContent>
-          <xsd:extension base="dms:UserMulti">
-            <xsd:sequence>
-              <xsd:element name="UserInfo" minOccurs="0" maxOccurs="unbounded">
-                <xsd:complexType>
-                  <xsd:sequence>
-                    <xsd:element name="DisplayName" type="xsd:string" minOccurs="0"/>
-                    <xsd:element name="AccountId" type="dms:UserId" minOccurs="0" nillable="true"/>
-                    <xsd:element name="AccountType" type="xsd:string" minOccurs="0"/>
-                  </xsd:sequence>
-                </xsd:complexType>
-              </xsd:element>
-            </xsd:sequence>
-          </xsd:extension>
-        </xsd:complexContent>
+        <xsd:sequence>
+          <xsd:element ref="pc:Terms" minOccurs="0" maxOccurs="1"/>
+        </xsd:sequence>
       </xsd:complexType>
     </xsd:element>
-    <xsd:element name="SharedWithDetails" ma:index="9" nillable="true" ma:displayName="Detalles de uso compartido" ma:internalName="SharedWithDetails" ma:readOnly="true">
+    <xsd:element name="MediaServiceOCR" ma:index="18" nillable="true" ma:displayName="Extracted Text" ma:internalName="MediaServiceOCR" ma:readOnly="true">
       <xsd:simpleType>
         <xsd:restriction base="dms:Note">
           <xsd:maxLength value="255"/>
         </xsd:restriction>
       </xsd:simpleType>
     </xsd:element>
-    <xsd:element name="TaxCatchAll" ma:index="20" nillable="true" ma:displayName="Taxonomy Catch All Column" ma:hidden="true" ma:list="{a42ca037-5d13-4729-aeec-4237f141d2d6}" ma:internalName="TaxCatchAll" ma:showField="CatchAllData" ma:web="13c90a0b-73bc-4dc0-be5f-28d77b615beb">
+    <xsd:element name="MediaServiceBillingMetadata" ma:index="19" nillable="true" ma:displayName="MediaServiceBillingMetadata" ma:hidden="true" ma:internalName="MediaServiceBillingMetadata" ma:readOnly="true">
+      <xsd:simpleType>
+        <xsd:restriction base="dms:Note"/>
+      </xsd:simpleType>
+    </xsd:element>
+  </xsd:schema>
+  <xsd:schema xmlns:xsd="http://www.w3.org/2001/XMLSchema" xmlns:xs="http://www.w3.org/2001/XMLSchema" xmlns:dms="http://schemas.microsoft.com/office/2006/documentManagement/types" xmlns:pc="http://schemas.microsoft.com/office/infopath/2007/PartnerControls" targetNamespace="adccf511-daff-4bcb-9072-914cedbf4c7e" elementFormDefault="qualified">
+    <xsd:import namespace="http://schemas.microsoft.com/office/2006/documentManagement/types"/>
+    <xsd:import namespace="http://schemas.microsoft.com/office/infopath/2007/PartnerControls"/>
+    <xsd:element name="TaxCatchAll" ma:index="17" nillable="true" ma:displayName="Taxonomy Catch All Column" ma:hidden="true" ma:list="{d55fdbc5-1632-489d-aeea-ba6fd7407963}" ma:internalName="TaxCatchAll" ma:showField="CatchAllData" ma:web="adccf511-daff-4bcb-9072-914cedbf4c7e">
       <xsd:complexType>
         <xsd:complexContent>
           <xsd:extension base="dms:MultiChoiceLookup">
@@ -18254,69 +18107,6 @@
           </xsd:extension>
         </xsd:complexContent>
       </xsd:complexType>
-    </xsd:element>
-  </xsd:schema>
-  <xsd:schema xmlns:xsd="http://www.w3.org/2001/XMLSchema" xmlns:xs="http://www.w3.org/2001/XMLSchema" xmlns:dms="http://schemas.microsoft.com/office/2006/documentManagement/types" xmlns:pc="http://schemas.microsoft.com/office/infopath/2007/PartnerControls" targetNamespace="13c93bba-48ce-428c-bfe5-88b42c19b028" elementFormDefault="qualified">
-    <xsd:import namespace="http://schemas.microsoft.com/office/2006/documentManagement/types"/>
-    <xsd:import namespace="http://schemas.microsoft.com/office/infopath/2007/PartnerControls"/>
-    <xsd:element name="MediaServiceMetadata" ma:index="10" nillable="true" ma:displayName="MediaServiceMetadata" ma:hidden="true" ma:internalName="MediaServiceMetadata" ma:readOnly="true">
-      <xsd:simpleType>
-        <xsd:restriction base="dms:Note"/>
-      </xsd:simpleType>
-    </xsd:element>
-    <xsd:element name="MediaServiceFastMetadata" ma:index="11" nillable="true" ma:displayName="MediaServiceFastMetadata" ma:hidden="true" ma:internalName="MediaServiceFastMetadata" ma:readOnly="true">
-      <xsd:simpleType>
-        <xsd:restriction base="dms:Note"/>
-      </xsd:simpleType>
-    </xsd:element>
-    <xsd:element name="MediaServiceSearchProperties" ma:index="12" nillable="true" ma:displayName="MediaServiceSearchProperties" ma:hidden="true" ma:internalName="MediaServiceSearchProperties" ma:readOnly="true">
-      <xsd:simpleType>
-        <xsd:restriction base="dms:Note"/>
-      </xsd:simpleType>
-    </xsd:element>
-    <xsd:element name="MediaServiceObjectDetectorVersions" ma:index="13" nillable="true" ma:displayName="MediaServiceObjectDetectorVersions" ma:hidden="true" ma:indexed="true" ma:internalName="MediaServiceObjectDetectorVersions" ma:readOnly="true">
-      <xsd:simpleType>
-        <xsd:restriction base="dms:Text"/>
-      </xsd:simpleType>
-    </xsd:element>
-    <xsd:element name="MediaServiceDateTaken" ma:index="14" nillable="true" ma:displayName="MediaServiceDateTaken" ma:hidden="true" ma:indexed="true" ma:internalName="MediaServiceDateTaken" ma:readOnly="true">
-      <xsd:simpleType>
-        <xsd:restriction base="dms:Text"/>
-      </xsd:simpleType>
-    </xsd:element>
-    <xsd:element name="MediaServiceGenerationTime" ma:index="15" nillable="true" ma:displayName="MediaServiceGenerationTime" ma:hidden="true" ma:internalName="MediaServiceGenerationTime" ma:readOnly="true">
-      <xsd:simpleType>
-        <xsd:restriction base="dms:Text"/>
-      </xsd:simpleType>
-    </xsd:element>
-    <xsd:element name="MediaServiceEventHashCode" ma:index="16" nillable="true" ma:displayName="MediaServiceEventHashCode" ma:hidden="true" ma:internalName="MediaServiceEventHashCode" ma:readOnly="true">
-      <xsd:simpleType>
-        <xsd:restriction base="dms:Text"/>
-      </xsd:simpleType>
-    </xsd:element>
-    <xsd:element name="MediaLengthInSeconds" ma:index="17" nillable="true" ma:displayName="MediaLengthInSeconds" ma:hidden="true" ma:internalName="MediaLengthInSeconds" ma:readOnly="true">
-      <xsd:simpleType>
-        <xsd:restriction base="dms:Unknown"/>
-      </xsd:simpleType>
-    </xsd:element>
-    <xsd:element name="lcf76f155ced4ddcb4097134ff3c332f" ma:index="19" nillable="true" ma:taxonomy="true" ma:internalName="lcf76f155ced4ddcb4097134ff3c332f" ma:taxonomyFieldName="MediaServiceImageTags" ma:displayName="Etiquetas de imagen" ma:readOnly="false" ma:fieldId="{5cf76f15-5ced-4ddc-b409-7134ff3c332f}" ma:taxonomyMulti="true" ma:sspId="d33c8c81-5745-4931-bcc4-c2aeafe86780" ma:termSetId="09814cd3-568e-fe90-9814-8d621ff8fb84" ma:anchorId="fba54fb3-c3e1-fe81-a776-ca4b69148c4d" ma:open="true" ma:isKeyword="false">
-      <xsd:complexType>
-        <xsd:sequence>
-          <xsd:element ref="pc:Terms" minOccurs="0" maxOccurs="1"/>
-        </xsd:sequence>
-      </xsd:complexType>
-    </xsd:element>
-    <xsd:element name="MediaServiceOCR" ma:index="21" nillable="true" ma:displayName="Extracted Text" ma:internalName="MediaServiceOCR" ma:readOnly="true">
-      <xsd:simpleType>
-        <xsd:restriction base="dms:Note">
-          <xsd:maxLength value="255"/>
-        </xsd:restriction>
-      </xsd:simpleType>
-    </xsd:element>
-    <xsd:element name="MediaServiceLocation" ma:index="22" nillable="true" ma:displayName="Location" ma:description="" ma:indexed="true" ma:internalName="MediaServiceLocation" ma:readOnly="true">
-      <xsd:simpleType>
-        <xsd:restriction base="dms:Text"/>
-      </xsd:simpleType>
     </xsd:element>
   </xsd:schema>
   <xsd:schema xmlns="http://schemas.openxmlformats.org/package/2006/metadata/core-properties" xmlns:xsd="http://www.w3.org/2001/XMLSchema" xmlns:xsi="http://www.w3.org/2001/XMLSchema-instance" xmlns:dc="http://purl.org/dc/elements/1.1/" xmlns:dcterms="http://purl.org/dc/terms/" xmlns:odoc="http://schemas.microsoft.com/internal/obd" targetNamespace="http://schemas.openxmlformats.org/package/2006/metadata/core-properties" elementFormDefault="qualified" attributeFormDefault="unqualified" blockDefault="#all">
@@ -18418,39 +18208,7 @@
 </ct:contentTypeSchema>
 </file>
 
-<file path=customXml/item3.xml><?xml version="1.0" encoding="utf-8"?>
-<?mso-contentType ?>
-<FormTemplates xmlns="http://schemas.microsoft.com/sharepoint/v3/contenttype/forms">
-  <Display>DocumentLibraryForm</Display>
-  <Edit>DocumentLibraryForm</Edit>
-  <New>DocumentLibraryForm</New>
-</FormTemplates>
-</file>
-
-<file path=customXml/item4.xml><?xml version="1.0" encoding="utf-8"?>
-<p:properties xmlns:p="http://schemas.microsoft.com/office/2006/metadata/properties" xmlns:xsi="http://www.w3.org/2001/XMLSchema-instance" xmlns:pc="http://schemas.microsoft.com/office/infopath/2007/PartnerControls">
-  <documentManagement>
-    <TaxCatchAll xmlns="13c90a0b-73bc-4dc0-be5f-28d77b615beb" xsi:nil="true"/>
-    <lcf76f155ced4ddcb4097134ff3c332f xmlns="13c93bba-48ce-428c-bfe5-88b42c19b028">
-      <Terms xmlns="http://schemas.microsoft.com/office/infopath/2007/PartnerControls"/>
-    </lcf76f155ced4ddcb4097134ff3c332f>
-  </documentManagement>
-</p:properties>
-</file>
-
 <file path=customXml/itemProps1.xml><?xml version="1.0" encoding="utf-8"?>
-<ds:datastoreItem xmlns:ds="http://schemas.openxmlformats.org/officeDocument/2006/customXml" ds:itemID="{84F3832F-79D0-40EC-924E-4EC5D33B7AFB}">
-  <ds:schemaRefs>
-    <ds:schemaRef ds:uri="http://schemas.openxmlformats.org/officeDocument/2006/bibliography"/>
-  </ds:schemaRefs>
-</ds:datastoreItem>
-</file>
-
-<file path=customXml/itemProps2.xml><?xml version="1.0" encoding="utf-8"?>
-<ds:datastoreItem xmlns:ds="http://schemas.openxmlformats.org/officeDocument/2006/customXml" ds:itemID="{30149BC8-405B-4478-AFF8-6F0EBE4789EC}"/>
-</file>
-
-<file path=customXml/itemProps3.xml><?xml version="1.0" encoding="utf-8"?>
 <ds:datastoreItem xmlns:ds="http://schemas.openxmlformats.org/officeDocument/2006/customXml" ds:itemID="{81CBDEC1-3B00-44ED-AD36-0268077980BA}">
   <ds:schemaRefs>
     <ds:schemaRef ds:uri="http://schemas.microsoft.com/sharepoint/v3/contenttype/forms"/>
@@ -18458,7 +18216,7 @@
 </ds:datastoreItem>
 </file>
 
-<file path=customXml/itemProps4.xml><?xml version="1.0" encoding="utf-8"?>
+<file path=customXml/itemProps2.xml><?xml version="1.0" encoding="utf-8"?>
 <ds:datastoreItem xmlns:ds="http://schemas.openxmlformats.org/officeDocument/2006/customXml" ds:itemID="{1145D752-ACC1-45E1-AB53-0C756F67FC7F}">
   <ds:schemaRefs>
     <ds:schemaRef ds:uri="http://schemas.microsoft.com/office/2006/metadata/properties"/>
@@ -18467,4 +18225,31 @@
     <ds:schemaRef ds:uri="a70d3c18-0869-45a1-9f75-4b4b8f0f32be"/>
   </ds:schemaRefs>
 </ds:datastoreItem>
+</file>
+
+<file path=customXml/itemProps3.xml><?xml version="1.0" encoding="utf-8"?>
+<ds:datastoreItem xmlns:ds="http://schemas.openxmlformats.org/officeDocument/2006/customXml" ds:itemID="{84F3832F-79D0-40EC-924E-4EC5D33B7AFB}">
+  <ds:schemaRefs>
+    <ds:schemaRef ds:uri="http://schemas.openxmlformats.org/officeDocument/2006/bibliography"/>
+  </ds:schemaRefs>
+</ds:datastoreItem>
+</file>
+
+<file path=customXml/itemProps4.xml><?xml version="1.0" encoding="utf-8"?>
+<ds:datastoreItem xmlns:ds="http://schemas.openxmlformats.org/officeDocument/2006/customXml" ds:itemID="{996434B9-CC1E-4468-A086-AA07C2AF1350}">
+  <ds:schemaRefs>
+    <ds:schemaRef ds:uri="http://schemas.microsoft.com/office/2006/metadata/contentType"/>
+    <ds:schemaRef ds:uri="http://schemas.microsoft.com/office/2006/metadata/properties/metaAttributes"/>
+    <ds:schemaRef ds:uri="http://www.w3.org/2001/XMLSchema"/>
+    <ds:schemaRef ds:uri="http://schemas.microsoft.com/office/2006/metadata/properties"/>
+    <ds:schemaRef ds:uri="a70d3c18-0869-45a1-9f75-4b4b8f0f32be"/>
+    <ds:schemaRef ds:uri="adccf511-daff-4bcb-9072-914cedbf4c7e"/>
+    <ds:schemaRef ds:uri="http://schemas.microsoft.com/office/2006/documentManagement/types"/>
+    <ds:schemaRef ds:uri="http://schemas.microsoft.com/office/infopath/2007/PartnerControls"/>
+    <ds:schemaRef ds:uri="http://schemas.openxmlformats.org/package/2006/metadata/core-properties"/>
+    <ds:schemaRef ds:uri="http://purl.org/dc/elements/1.1/"/>
+    <ds:schemaRef ds:uri="http://purl.org/dc/terms/"/>
+    <ds:schemaRef ds:uri="http://schemas.microsoft.com/internal/obd"/>
+  </ds:schemaRefs>
+</ds:datastoreItem>
 </file>
--- a/fuentes/CFA2_62330147_DU.docx
+++ b/fuentes/CFA2_62330147_DU.docx
@@ -17488,8 +17488,8 @@
 <file path=customXml/item2.xml><?xml version="1.0" encoding="utf-8"?>
 <p:properties xmlns:p="http://schemas.microsoft.com/office/2006/metadata/properties" xmlns:xsi="http://www.w3.org/2001/XMLSchema-instance" xmlns:pc="http://schemas.microsoft.com/office/infopath/2007/PartnerControls">
   <documentManagement>
-    <TaxCatchAll xmlns="adccf511-daff-4bcb-9072-914cedbf4c7e" xsi:nil="true"/>
-    <lcf76f155ced4ddcb4097134ff3c332f xmlns="a70d3c18-0869-45a1-9f75-4b4b8f0f32be">
+    <TaxCatchAll xmlns="13c90a0b-73bc-4dc0-be5f-28d77b615beb" xsi:nil="true"/>
+    <lcf76f155ced4ddcb4097134ff3c332f xmlns="13c93bba-48ce-428c-bfe5-88b42c19b028">
       <Terms xmlns="http://schemas.microsoft.com/office/infopath/2007/PartnerControls"/>
     </lcf76f155ced4ddcb4097134ff3c332f>
   </documentManagement>
@@ -18008,27 +18008,30 @@
 </file>
 
 <file path=customXml/item4.xml><?xml version="1.0" encoding="utf-8"?>
-<ct:contentTypeSchema xmlns:ct="http://schemas.microsoft.com/office/2006/metadata/contentType" xmlns:ma="http://schemas.microsoft.com/office/2006/metadata/properties/metaAttributes" ct:_="" ma:_="" ma:contentTypeName="Documento" ma:contentTypeID="0x010100FC2B1768DD5A774EB396CCAB0DE361C1" ma:contentTypeVersion="12" ma:contentTypeDescription="Crear nuevo documento." ma:contentTypeScope="" ma:versionID="d4a546b22d2924edabf51241cf3422b8">
-  <xsd:schema xmlns:xsd="http://www.w3.org/2001/XMLSchema" xmlns:xs="http://www.w3.org/2001/XMLSchema" xmlns:p="http://schemas.microsoft.com/office/2006/metadata/properties" xmlns:ns2="a70d3c18-0869-45a1-9f75-4b4b8f0f32be" xmlns:ns3="adccf511-daff-4bcb-9072-914cedbf4c7e" targetNamespace="http://schemas.microsoft.com/office/2006/metadata/properties" ma:root="true" ma:fieldsID="e29002b2d9ca820e89c57fc59ec70c79" ns2:_="" ns3:_="">
-    <xsd:import namespace="a70d3c18-0869-45a1-9f75-4b4b8f0f32be"/>
-    <xsd:import namespace="adccf511-daff-4bcb-9072-914cedbf4c7e"/>
+<ct:contentTypeSchema xmlns:ct="http://schemas.microsoft.com/office/2006/metadata/contentType" xmlns:ma="http://schemas.microsoft.com/office/2006/metadata/properties/metaAttributes" ct:_="" ma:_="" ma:contentTypeName="Documento" ma:contentTypeID="0x0101006A81D6BD42E8DF4C91013959704817E1" ma:contentTypeVersion="15" ma:contentTypeDescription="Crear nuevo documento." ma:contentTypeScope="" ma:versionID="bf4f72ffd194f0963ff564daca6869f7">
+  <xsd:schema xmlns:xsd="http://www.w3.org/2001/XMLSchema" xmlns:xs="http://www.w3.org/2001/XMLSchema" xmlns:p="http://schemas.microsoft.com/office/2006/metadata/properties" xmlns:ns2="13c90a0b-73bc-4dc0-be5f-28d77b615beb" xmlns:ns3="13c93bba-48ce-428c-bfe5-88b42c19b028" targetNamespace="http://schemas.microsoft.com/office/2006/metadata/properties" ma:root="true" ma:fieldsID="8718d6f4873a5b1392a45044efa78385" ns2:_="" ns3:_="">
+    <xsd:import namespace="13c90a0b-73bc-4dc0-be5f-28d77b615beb"/>
+    <xsd:import namespace="13c93bba-48ce-428c-bfe5-88b42c19b028"/>
     <xsd:element name="properties">
       <xsd:complexType>
         <xsd:sequence>
           <xsd:element name="documentManagement">
             <xsd:complexType>
               <xsd:all>
-                <xsd:element ref="ns2:MediaServiceMetadata" minOccurs="0"/>
-                <xsd:element ref="ns2:MediaServiceFastMetadata" minOccurs="0"/>
-                <xsd:element ref="ns2:MediaServiceSearchProperties" minOccurs="0"/>
-                <xsd:element ref="ns2:MediaServiceDateTaken" minOccurs="0"/>
-                <xsd:element ref="ns2:MediaServiceGenerationTime" minOccurs="0"/>
-                <xsd:element ref="ns2:MediaServiceEventHashCode" minOccurs="0"/>
-                <xsd:element ref="ns2:MediaLengthInSeconds" minOccurs="0"/>
-                <xsd:element ref="ns2:lcf76f155ced4ddcb4097134ff3c332f" minOccurs="0"/>
-                <xsd:element ref="ns3:TaxCatchAll" minOccurs="0"/>
-                <xsd:element ref="ns2:MediaServiceOCR" minOccurs="0"/>
-                <xsd:element ref="ns2:MediaServiceBillingMetadata" minOccurs="0"/>
+                <xsd:element ref="ns2:SharedWithUsers" minOccurs="0"/>
+                <xsd:element ref="ns2:SharedWithDetails" minOccurs="0"/>
+                <xsd:element ref="ns3:MediaServiceMetadata" minOccurs="0"/>
+                <xsd:element ref="ns3:MediaServiceFastMetadata" minOccurs="0"/>
+                <xsd:element ref="ns3:MediaServiceSearchProperties" minOccurs="0"/>
+                <xsd:element ref="ns3:MediaServiceObjectDetectorVersions" minOccurs="0"/>
+                <xsd:element ref="ns3:MediaServiceDateTaken" minOccurs="0"/>
+                <xsd:element ref="ns3:MediaServiceGenerationTime" minOccurs="0"/>
+                <xsd:element ref="ns3:MediaServiceEventHashCode" minOccurs="0"/>
+                <xsd:element ref="ns3:MediaLengthInSeconds" minOccurs="0"/>
+                <xsd:element ref="ns3:lcf76f155ced4ddcb4097134ff3c332f" minOccurs="0"/>
+                <xsd:element ref="ns2:TaxCatchAll" minOccurs="0"/>
+                <xsd:element ref="ns3:MediaServiceOCR" minOccurs="0"/>
+                <xsd:element ref="ns3:MediaServiceLocation" minOccurs="0"/>
               </xsd:all>
             </xsd:complexType>
           </xsd:element>
@@ -18036,68 +18039,36 @@
       </xsd:complexType>
     </xsd:element>
   </xsd:schema>
-  <xsd:schema xmlns:xsd="http://www.w3.org/2001/XMLSchema" xmlns:xs="http://www.w3.org/2001/XMLSchema" xmlns:dms="http://schemas.microsoft.com/office/2006/documentManagement/types" xmlns:pc="http://schemas.microsoft.com/office/infopath/2007/PartnerControls" targetNamespace="a70d3c18-0869-45a1-9f75-4b4b8f0f32be" elementFormDefault="qualified">
+  <xsd:schema xmlns:xsd="http://www.w3.org/2001/XMLSchema" xmlns:xs="http://www.w3.org/2001/XMLSchema" xmlns:dms="http://schemas.microsoft.com/office/2006/documentManagement/types" xmlns:pc="http://schemas.microsoft.com/office/infopath/2007/PartnerControls" targetNamespace="13c90a0b-73bc-4dc0-be5f-28d77b615beb" elementFormDefault="qualified">
     <xsd:import namespace="http://schemas.microsoft.com/office/2006/documentManagement/types"/>
     <xsd:import namespace="http://schemas.microsoft.com/office/infopath/2007/PartnerControls"/>
-    <xsd:element name="MediaServiceMetadata" ma:index="8" nillable="true" ma:displayName="MediaServiceMetadata" ma:hidden="true" ma:internalName="MediaServiceMetadata" ma:readOnly="true">
-      <xsd:simpleType>
-        <xsd:restriction base="dms:Note"/>
-      </xsd:simpleType>
-    </xsd:element>
-    <xsd:element name="MediaServiceFastMetadata" ma:index="9" nillable="true" ma:displayName="MediaServiceFastMetadata" ma:hidden="true" ma:internalName="MediaServiceFastMetadata" ma:readOnly="true">
-      <xsd:simpleType>
-        <xsd:restriction base="dms:Note"/>
-      </xsd:simpleType>
-    </xsd:element>
-    <xsd:element name="MediaServiceSearchProperties" ma:index="10" nillable="true" ma:displayName="MediaServiceSearchProperties" ma:hidden="true" ma:internalName="MediaServiceSearchProperties" ma:readOnly="true">
-      <xsd:simpleType>
-        <xsd:restriction base="dms:Note"/>
-      </xsd:simpleType>
-    </xsd:element>
-    <xsd:element name="MediaServiceDateTaken" ma:index="11" nillable="true" ma:displayName="MediaServiceDateTaken" ma:hidden="true" ma:indexed="true" ma:internalName="MediaServiceDateTaken" ma:readOnly="true">
-      <xsd:simpleType>
-        <xsd:restriction base="dms:Text"/>
-      </xsd:simpleType>
-    </xsd:element>
-    <xsd:element name="MediaServiceGenerationTime" ma:index="12" nillable="true" ma:displayName="MediaServiceGenerationTime" ma:hidden="true" ma:internalName="MediaServiceGenerationTime" ma:readOnly="true">
-      <xsd:simpleType>
-        <xsd:restriction base="dms:Text"/>
-      </xsd:simpleType>
-    </xsd:element>
-    <xsd:element name="MediaServiceEventHashCode" ma:index="13" nillable="true" ma:displayName="MediaServiceEventHashCode" ma:hidden="true" ma:internalName="MediaServiceEventHashCode" ma:readOnly="true">
-      <xsd:simpleType>
-        <xsd:restriction base="dms:Text"/>
-      </xsd:simpleType>
-    </xsd:element>
-    <xsd:element name="MediaLengthInSeconds" ma:index="14" nillable="true" ma:displayName="MediaLengthInSeconds" ma:hidden="true" ma:internalName="MediaLengthInSeconds" ma:readOnly="true">
-      <xsd:simpleType>
-        <xsd:restriction base="dms:Unknown"/>
-      </xsd:simpleType>
-    </xsd:element>
-    <xsd:element name="lcf76f155ced4ddcb4097134ff3c332f" ma:index="16" nillable="true" ma:taxonomy="true" ma:internalName="lcf76f155ced4ddcb4097134ff3c332f" ma:taxonomyFieldName="MediaServiceImageTags" ma:displayName="Etiquetas de imagen" ma:readOnly="false" ma:fieldId="{5cf76f15-5ced-4ddc-b409-7134ff3c332f}" ma:taxonomyMulti="true" ma:sspId="d33c8c81-5745-4931-bcc4-c2aeafe86780" ma:termSetId="09814cd3-568e-fe90-9814-8d621ff8fb84" ma:anchorId="fba54fb3-c3e1-fe81-a776-ca4b69148c4d" ma:open="true" ma:isKeyword="false">
+    <xsd:element name="SharedWithUsers" ma:index="8" nillable="true" ma:displayName="Compartido con" ma:internalName="SharedWithUsers" ma:readOnly="true">
       <xsd:complexType>
-        <xsd:sequence>
-          <xsd:element ref="pc:Terms" minOccurs="0" maxOccurs="1"/>
-        </xsd:sequence>
+        <xsd:complexContent>
+          <xsd:extension base="dms:UserMulti">
+            <xsd:sequence>
+              <xsd:element name="UserInfo" minOccurs="0" maxOccurs="unbounded">
+                <xsd:complexType>
+                  <xsd:sequence>
+                    <xsd:element name="DisplayName" type="xsd:string" minOccurs="0"/>
+                    <xsd:element name="AccountId" type="dms:UserId" minOccurs="0" nillable="true"/>
+                    <xsd:element name="AccountType" type="xsd:string" minOccurs="0"/>
+                  </xsd:sequence>
+                </xsd:complexType>
+              </xsd:element>
+            </xsd:sequence>
+          </xsd:extension>
+        </xsd:complexContent>
       </xsd:complexType>
     </xsd:element>
-    <xsd:element name="MediaServiceOCR" ma:index="18" nillable="true" ma:displayName="Extracted Text" ma:internalName="MediaServiceOCR" ma:readOnly="true">
+    <xsd:element name="SharedWithDetails" ma:index="9" nillable="true" ma:displayName="Detalles de uso compartido" ma:internalName="SharedWithDetails" ma:readOnly="true">
       <xsd:simpleType>
         <xsd:restriction base="dms:Note">
           <xsd:maxLength value="255"/>
         </xsd:restriction>
       </xsd:simpleType>
     </xsd:element>
-    <xsd:element name="MediaServiceBillingMetadata" ma:index="19" nillable="true" ma:displayName="MediaServiceBillingMetadata" ma:hidden="true" ma:internalName="MediaServiceBillingMetadata" ma:readOnly="true">
-      <xsd:simpleType>
-        <xsd:restriction base="dms:Note"/>
-      </xsd:simpleType>
-    </xsd:element>
-  </xsd:schema>
-  <xsd:schema xmlns:xsd="http://www.w3.org/2001/XMLSchema" xmlns:xs="http://www.w3.org/2001/XMLSchema" xmlns:dms="http://schemas.microsoft.com/office/2006/documentManagement/types" xmlns:pc="http://schemas.microsoft.com/office/infopath/2007/PartnerControls" targetNamespace="adccf511-daff-4bcb-9072-914cedbf4c7e" elementFormDefault="qualified">
-    <xsd:import namespace="http://schemas.microsoft.com/office/2006/documentManagement/types"/>
-    <xsd:import namespace="http://schemas.microsoft.com/office/infopath/2007/PartnerControls"/>
-    <xsd:element name="TaxCatchAll" ma:index="17" nillable="true" ma:displayName="Taxonomy Catch All Column" ma:hidden="true" ma:list="{d55fdbc5-1632-489d-aeea-ba6fd7407963}" ma:internalName="TaxCatchAll" ma:showField="CatchAllData" ma:web="adccf511-daff-4bcb-9072-914cedbf4c7e">
+    <xsd:element name="TaxCatchAll" ma:index="20" nillable="true" ma:displayName="Taxonomy Catch All Column" ma:hidden="true" ma:list="{a42ca037-5d13-4729-aeec-4237f141d2d6}" ma:internalName="TaxCatchAll" ma:showField="CatchAllData" ma:web="13c90a0b-73bc-4dc0-be5f-28d77b615beb">
       <xsd:complexType>
         <xsd:complexContent>
           <xsd:extension base="dms:MultiChoiceLookup">
@@ -18107,6 +18078,69 @@
           </xsd:extension>
         </xsd:complexContent>
       </xsd:complexType>
+    </xsd:element>
+  </xsd:schema>
+  <xsd:schema xmlns:xsd="http://www.w3.org/2001/XMLSchema" xmlns:xs="http://www.w3.org/2001/XMLSchema" xmlns:dms="http://schemas.microsoft.com/office/2006/documentManagement/types" xmlns:pc="http://schemas.microsoft.com/office/infopath/2007/PartnerControls" targetNamespace="13c93bba-48ce-428c-bfe5-88b42c19b028" elementFormDefault="qualified">
+    <xsd:import namespace="http://schemas.microsoft.com/office/2006/documentManagement/types"/>
+    <xsd:import namespace="http://schemas.microsoft.com/office/infopath/2007/PartnerControls"/>
+    <xsd:element name="MediaServiceMetadata" ma:index="10" nillable="true" ma:displayName="MediaServiceMetadata" ma:hidden="true" ma:internalName="MediaServiceMetadata" ma:readOnly="true">
+      <xsd:simpleType>
+        <xsd:restriction base="dms:Note"/>
+      </xsd:simpleType>
+    </xsd:element>
+    <xsd:element name="MediaServiceFastMetadata" ma:index="11" nillable="true" ma:displayName="MediaServiceFastMetadata" ma:hidden="true" ma:internalName="MediaServiceFastMetadata" ma:readOnly="true">
+      <xsd:simpleType>
+        <xsd:restriction base="dms:Note"/>
+      </xsd:simpleType>
+    </xsd:element>
+    <xsd:element name="MediaServiceSearchProperties" ma:index="12" nillable="true" ma:displayName="MediaServiceSearchProperties" ma:hidden="true" ma:internalName="MediaServiceSearchProperties" ma:readOnly="true">
+      <xsd:simpleType>
+        <xsd:restriction base="dms:Note"/>
+      </xsd:simpleType>
+    </xsd:element>
+    <xsd:element name="MediaServiceObjectDetectorVersions" ma:index="13" nillable="true" ma:displayName="MediaServiceObjectDetectorVersions" ma:hidden="true" ma:indexed="true" ma:internalName="MediaServiceObjectDetectorVersions" ma:readOnly="true">
+      <xsd:simpleType>
+        <xsd:restriction base="dms:Text"/>
+      </xsd:simpleType>
+    </xsd:element>
+    <xsd:element name="MediaServiceDateTaken" ma:index="14" nillable="true" ma:displayName="MediaServiceDateTaken" ma:hidden="true" ma:indexed="true" ma:internalName="MediaServiceDateTaken" ma:readOnly="true">
+      <xsd:simpleType>
+        <xsd:restriction base="dms:Text"/>
+      </xsd:simpleType>
+    </xsd:element>
+    <xsd:element name="MediaServiceGenerationTime" ma:index="15" nillable="true" ma:displayName="MediaServiceGenerationTime" ma:hidden="true" ma:internalName="MediaServiceGenerationTime" ma:readOnly="true">
+      <xsd:simpleType>
+        <xsd:restriction base="dms:Text"/>
+      </xsd:simpleType>
+    </xsd:element>
+    <xsd:element name="MediaServiceEventHashCode" ma:index="16" nillable="true" ma:displayName="MediaServiceEventHashCode" ma:hidden="true" ma:internalName="MediaServiceEventHashCode" ma:readOnly="true">
+      <xsd:simpleType>
+        <xsd:restriction base="dms:Text"/>
+      </xsd:simpleType>
+    </xsd:element>
+    <xsd:element name="MediaLengthInSeconds" ma:index="17" nillable="true" ma:displayName="MediaLengthInSeconds" ma:hidden="true" ma:internalName="MediaLengthInSeconds" ma:readOnly="true">
+      <xsd:simpleType>
+        <xsd:restriction base="dms:Unknown"/>
+      </xsd:simpleType>
+    </xsd:element>
+    <xsd:element name="lcf76f155ced4ddcb4097134ff3c332f" ma:index="19" nillable="true" ma:taxonomy="true" ma:internalName="lcf76f155ced4ddcb4097134ff3c332f" ma:taxonomyFieldName="MediaServiceImageTags" ma:displayName="Etiquetas de imagen" ma:readOnly="false" ma:fieldId="{5cf76f15-5ced-4ddc-b409-7134ff3c332f}" ma:taxonomyMulti="true" ma:sspId="d33c8c81-5745-4931-bcc4-c2aeafe86780" ma:termSetId="09814cd3-568e-fe90-9814-8d621ff8fb84" ma:anchorId="fba54fb3-c3e1-fe81-a776-ca4b69148c4d" ma:open="true" ma:isKeyword="false">
+      <xsd:complexType>
+        <xsd:sequence>
+          <xsd:element ref="pc:Terms" minOccurs="0" maxOccurs="1"/>
+        </xsd:sequence>
+      </xsd:complexType>
+    </xsd:element>
+    <xsd:element name="MediaServiceOCR" ma:index="21" nillable="true" ma:displayName="Extracted Text" ma:internalName="MediaServiceOCR" ma:readOnly="true">
+      <xsd:simpleType>
+        <xsd:restriction base="dms:Note">
+          <xsd:maxLength value="255"/>
+        </xsd:restriction>
+      </xsd:simpleType>
+    </xsd:element>
+    <xsd:element name="MediaServiceLocation" ma:index="22" nillable="true" ma:displayName="Location" ma:description="" ma:indexed="true" ma:internalName="MediaServiceLocation" ma:readOnly="true">
+      <xsd:simpleType>
+        <xsd:restriction base="dms:Text"/>
+      </xsd:simpleType>
     </xsd:element>
   </xsd:schema>
   <xsd:schema xmlns="http://schemas.openxmlformats.org/package/2006/metadata/core-properties" xmlns:xsd="http://www.w3.org/2001/XMLSchema" xmlns:xsi="http://www.w3.org/2001/XMLSchema-instance" xmlns:dc="http://purl.org/dc/elements/1.1/" xmlns:dcterms="http://purl.org/dc/terms/" xmlns:odoc="http://schemas.microsoft.com/internal/obd" targetNamespace="http://schemas.openxmlformats.org/package/2006/metadata/core-properties" elementFormDefault="qualified" attributeFormDefault="unqualified" blockDefault="#all">
@@ -18236,20 +18270,5 @@
 </file>
 
 <file path=customXml/itemProps4.xml><?xml version="1.0" encoding="utf-8"?>
-<ds:datastoreItem xmlns:ds="http://schemas.openxmlformats.org/officeDocument/2006/customXml" ds:itemID="{996434B9-CC1E-4468-A086-AA07C2AF1350}">
-  <ds:schemaRefs>
-    <ds:schemaRef ds:uri="http://schemas.microsoft.com/office/2006/metadata/contentType"/>
-    <ds:schemaRef ds:uri="http://schemas.microsoft.com/office/2006/metadata/properties/metaAttributes"/>
-    <ds:schemaRef ds:uri="http://www.w3.org/2001/XMLSchema"/>
-    <ds:schemaRef ds:uri="http://schemas.microsoft.com/office/2006/metadata/properties"/>
-    <ds:schemaRef ds:uri="a70d3c18-0869-45a1-9f75-4b4b8f0f32be"/>
-    <ds:schemaRef ds:uri="adccf511-daff-4bcb-9072-914cedbf4c7e"/>
-    <ds:schemaRef ds:uri="http://schemas.microsoft.com/office/2006/documentManagement/types"/>
-    <ds:schemaRef ds:uri="http://schemas.microsoft.com/office/infopath/2007/PartnerControls"/>
-    <ds:schemaRef ds:uri="http://schemas.openxmlformats.org/package/2006/metadata/core-properties"/>
-    <ds:schemaRef ds:uri="http://purl.org/dc/elements/1.1/"/>
-    <ds:schemaRef ds:uri="http://purl.org/dc/terms/"/>
-    <ds:schemaRef ds:uri="http://schemas.microsoft.com/internal/obd"/>
-  </ds:schemaRefs>
-</ds:datastoreItem>
+<ds:datastoreItem xmlns:ds="http://schemas.openxmlformats.org/officeDocument/2006/customXml" ds:itemID="{E3E3B1AC-5287-40F0-B0D5-B4F39827F4CF}"/>
 </file>